--- a/courses/mathematical-physics/scalar-field.docx
+++ b/courses/mathematical-physics/scalar-field.docx
@@ -131,7 +131,7 @@
       <m:oMath>
         <m:r>
           <m:rPr>
-            <m:sty m:val="b"/>
+            <m:sty m:val="bi"/>
           </m:rPr>
           <m:t>k</m:t>
         </m:r>
@@ -158,7 +158,7 @@
             <m:sub>
               <m:r>
                 <m:rPr>
-                  <m:sty m:val="b"/>
+                  <m:sty m:val="bi"/>
                 </m:rPr>
                 <m:t>k</m:t>
               </m:r>
@@ -206,7 +206,7 @@
             <m:sub>
               <m:r>
                 <m:rPr>
-                  <m:sty m:val="b"/>
+                  <m:sty m:val="bi"/>
                 </m:rPr>
                 <m:t>k</m:t>
               </m:r>
@@ -303,7 +303,7 @@
             <m:sub>
               <m:r>
                 <m:rPr>
-                  <m:sty m:val="b"/>
+                  <m:sty m:val="bi"/>
                 </m:rPr>
                 <m:t>k</m:t>
               </m:r>
@@ -347,7 +347,7 @@
                       <m:sub>
                         <m:r>
                           <m:rPr>
-                            <m:sty m:val="b"/>
+                            <m:sty m:val="bi"/>
                           </m:rPr>
                           <m:t>k</m:t>
                         </m:r>
@@ -366,7 +366,7 @@
                       <m:sub>
                         <m:r>
                           <m:rPr>
-                            <m:sty m:val="b"/>
+                            <m:sty m:val="bi"/>
                           </m:rPr>
                           <m:t>k</m:t>
                         </m:r>
@@ -403,7 +403,7 @@
             </m:r>
             <m:r>
               <m:rPr>
-                <m:sty m:val="b"/>
+                <m:sty m:val="bi"/>
               </m:rPr>
               <m:t>k</m:t>
             </m:r>
@@ -415,7 +415,7 @@
             </m:r>
             <m:r>
               <m:rPr>
-                <m:sty m:val="b"/>
+                <m:sty m:val="bi"/>
               </m:rPr>
               <m:t>x</m:t>
             </m:r>
@@ -600,7 +600,7 @@
                 <m:e>
                   <m:r>
                     <m:rPr>
-                      <m:sty m:val="b"/>
+                      <m:sty m:val="bi"/>
                     </m:rPr>
                     <m:t>k</m:t>
                   </m:r>
@@ -634,7 +634,7 @@
             <m:sub>
               <m:r>
                 <m:rPr>
-                  <m:sty m:val="b"/>
+                  <m:sty m:val="bi"/>
                 </m:rPr>
                 <m:t>k</m:t>
               </m:r>
@@ -705,7 +705,7 @@
                         <m:e>
                           <m:r>
                             <m:rPr>
-                              <m:sty m:val="b"/>
+                              <m:sty m:val="bi"/>
                             </m:rPr>
                             <m:t>k</m:t>
                           </m:r>
@@ -738,7 +738,7 @@
                     <m:sub>
                       <m:r>
                         <m:rPr>
-                          <m:sty m:val="b"/>
+                          <m:sty m:val="bi"/>
                         </m:rPr>
                         <m:t>k</m:t>
                       </m:r>
@@ -761,7 +761,7 @@
                         <m:e>
                           <m:r>
                             <m:rPr>
-                              <m:sty m:val="b"/>
+                              <m:sty m:val="bi"/>
                             </m:rPr>
                             <m:t>k</m:t>
                           </m:r>
@@ -794,7 +794,7 @@
                     <m:sub>
                       <m:r>
                         <m:rPr>
-                          <m:sty m:val="b"/>
+                          <m:sty m:val="bi"/>
                         </m:rPr>
                         <m:t>k</m:t>
                       </m:r>
@@ -859,7 +859,7 @@
                 <m:e>
                   <m:r>
                     <m:rPr>
-                      <m:sty m:val="b"/>
+                      <m:sty m:val="bi"/>
                     </m:rPr>
                     <m:t>k</m:t>
                   </m:r>
@@ -893,7 +893,7 @@
             <m:sub>
               <m:r>
                 <m:rPr>
-                  <m:sty m:val="b"/>
+                  <m:sty m:val="bi"/>
                 </m:rPr>
                 <m:t>k</m:t>
               </m:r>
@@ -931,7 +931,7 @@
                 <m:sub>
                   <m:r>
                     <m:rPr>
-                      <m:sty m:val="b"/>
+                      <m:sty m:val="bi"/>
                     </m:rPr>
                     <m:t>k</m:t>
                   </m:r>
@@ -954,7 +954,7 @@
                 <m:sub>
                   <m:r>
                     <m:rPr>
-                      <m:sty m:val="b"/>
+                      <m:sty m:val="bi"/>
                     </m:rPr>
                     <m:t>k</m:t>
                   </m:r>
@@ -975,7 +975,7 @@
                 <m:sub>
                   <m:r>
                     <m:rPr>
-                      <m:sty m:val="b"/>
+                      <m:sty m:val="bi"/>
                     </m:rPr>
                     <m:t>k</m:t>
                   </m:r>
@@ -998,7 +998,7 @@
                 <m:sub>
                   <m:r>
                     <m:rPr>
-                      <m:sty m:val="b"/>
+                      <m:sty m:val="bi"/>
                     </m:rPr>
                     <m:t>k</m:t>
                   </m:r>
@@ -1038,7 +1038,7 @@
           </m:r>
           <m:r>
             <m:rPr>
-              <m:sty m:val="b"/>
+              <m:sty m:val="bi"/>
             </m:rPr>
             <m:t>k</m:t>
           </m:r>
@@ -1052,7 +1052,7 @@
             <m:e>
               <m:r>
                 <m:rPr>
-                  <m:sty m:val="b"/>
+                  <m:sty m:val="bi"/>
                 </m:rPr>
                 <m:t>k</m:t>
               </m:r>
@@ -1130,7 +1130,7 @@
                 <m:sub>
                   <m:r>
                     <m:rPr>
-                      <m:sty m:val="b"/>
+                      <m:sty m:val="bi"/>
                     </m:rPr>
                     <m:t>k</m:t>
                   </m:r>
@@ -1153,7 +1153,7 @@
                 <m:sub>
                   <m:r>
                     <m:rPr>
-                      <m:sty m:val="b"/>
+                      <m:sty m:val="bi"/>
                     </m:rPr>
                     <m:t>k</m:t>
                   </m:r>
@@ -1174,7 +1174,7 @@
                 <m:sub>
                   <m:r>
                     <m:rPr>
-                      <m:sty m:val="b"/>
+                      <m:sty m:val="bi"/>
                     </m:rPr>
                     <m:t>k</m:t>
                   </m:r>
@@ -1197,7 +1197,7 @@
                 <m:sub>
                   <m:r>
                     <m:rPr>
-                      <m:sty m:val="b"/>
+                      <m:sty m:val="bi"/>
                     </m:rPr>
                     <m:t>k</m:t>
                   </m:r>
@@ -1262,7 +1262,7 @@
             <m:sub>
               <m:r>
                 <m:rPr>
-                  <m:sty m:val="b"/>
+                  <m:sty m:val="bi"/>
                 </m:rPr>
                 <m:t>k</m:t>
               </m:r>
@@ -1285,7 +1285,7 @@
             <m:sub>
               <m:r>
                 <m:rPr>
-                  <m:sty m:val="b"/>
+                  <m:sty m:val="bi"/>
                 </m:rPr>
                 <m:t>k</m:t>
               </m:r>
@@ -1366,7 +1366,7 @@
       <m:oMath>
         <m:r>
           <m:rPr>
-            <m:sty m:val="b"/>
+            <m:sty m:val="bi"/>
           </m:rPr>
           <m:t>k</m:t>
         </m:r>
@@ -1387,7 +1387,7 @@
           <m:sub>
             <m:r>
               <m:rPr>
-                <m:sty m:val="b"/>
+                <m:sty m:val="bi"/>
               </m:rPr>
               <m:t>k</m:t>
             </m:r>
@@ -1408,7 +1408,7 @@
           <m:sub>
             <m:r>
               <m:rPr>
-                <m:sty m:val="b"/>
+                <m:sty m:val="bi"/>
               </m:rPr>
               <m:t>k</m:t>
             </m:r>
@@ -1502,7 +1502,7 @@
           <m:sub>
             <m:r>
               <m:rPr>
-                <m:sty m:val="b"/>
+                <m:sty m:val="bi"/>
               </m:rPr>
               <m:t>k</m:t>
             </m:r>
@@ -1533,7 +1533,7 @@
               <m:sub>
                 <m:r>
                   <m:rPr>
-                    <m:sty m:val="b"/>
+                    <m:sty m:val="bi"/>
                   </m:rPr>
                   <m:t>k</m:t>
                 </m:r>
@@ -1550,7 +1550,7 @@
           <m:sub>
             <m:r>
               <m:rPr>
-                <m:sty m:val="b"/>
+                <m:sty m:val="bi"/>
               </m:rPr>
               <m:t>k</m:t>
             </m:r>
@@ -1573,7 +1573,7 @@
           <m:sub>
             <m:r>
               <m:rPr>
-                <m:sty m:val="b"/>
+                <m:sty m:val="bi"/>
               </m:rPr>
               <m:t>k</m:t>
             </m:r>
@@ -1604,7 +1604,7 @@
               <m:sub>
                 <m:r>
                   <m:rPr>
-                    <m:sty m:val="b"/>
+                    <m:sty m:val="bi"/>
                   </m:rPr>
                   <m:t>k</m:t>
                 </m:r>
@@ -1621,7 +1621,7 @@
           <m:sub>
             <m:r>
               <m:rPr>
-                <m:sty m:val="b"/>
+                <m:sty m:val="bi"/>
               </m:rPr>
               <m:t>k</m:t>
             </m:r>
@@ -1845,7 +1845,7 @@
             <m:sub>
               <m:r>
                 <m:rPr>
-                  <m:sty m:val="b"/>
+                  <m:sty m:val="bi"/>
                 </m:rPr>
                 <m:t>k</m:t>
               </m:r>
@@ -1872,7 +1872,7 @@
             <m:sub>
               <m:r>
                 <m:rPr>
-                  <m:sty m:val="b"/>
+                  <m:sty m:val="bi"/>
                 </m:rPr>
                 <m:t>k</m:t>
               </m:r>
@@ -1892,7 +1892,7 @@
             <m:sub>
               <m:r>
                 <m:rPr>
-                  <m:sty m:val="b"/>
+                  <m:sty m:val="bi"/>
                 </m:rPr>
                 <m:t>k</m:t>
               </m:r>
@@ -1916,7 +1916,7 @@
             <m:sub>
               <m:r>
                 <m:rPr>
-                  <m:sty m:val="b"/>
+                  <m:sty m:val="bi"/>
                 </m:rPr>
                 <m:t>k</m:t>
               </m:r>
@@ -1936,7 +1936,7 @@
           </m:r>
           <m:r>
             <m:rPr>
-              <m:sty m:val="b"/>
+              <m:sty m:val="bi"/>
             </m:rPr>
             <m:t>k</m:t>
           </m:r>
@@ -1975,7 +1975,7 @@
             <m:sub>
               <m:r>
                 <m:rPr>
-                  <m:sty m:val="b"/>
+                  <m:sty m:val="bi"/>
                 </m:rPr>
                 <m:t>k</m:t>
               </m:r>
@@ -1996,7 +1996,7 @@
             <m:sub>
               <m:r>
                 <m:rPr>
-                  <m:sty m:val="b"/>
+                  <m:sty m:val="bi"/>
                 </m:rPr>
                 <m:t>k</m:t>
               </m:r>
@@ -2027,7 +2027,7 @@
                 <m:sub>
                   <m:r>
                     <m:rPr>
-                      <m:sty m:val="b"/>
+                      <m:sty m:val="bi"/>
                     </m:rPr>
                     <m:t>k</m:t>
                   </m:r>
@@ -2062,7 +2062,7 @@
             <m:sub>
               <m:r>
                 <m:rPr>
-                  <m:sty m:val="b"/>
+                  <m:sty m:val="bi"/>
                 </m:rPr>
                 <m:t>k</m:t>
               </m:r>
@@ -2093,7 +2093,7 @@
                 <m:sub>
                   <m:r>
                     <m:rPr>
-                      <m:sty m:val="b"/>
+                      <m:sty m:val="bi"/>
                     </m:rPr>
                     <m:t>k</m:t>
                   </m:r>
@@ -2136,7 +2136,7 @@
           <m:sub>
             <m:r>
               <m:rPr>
-                <m:sty m:val="b"/>
+                <m:sty m:val="bi"/>
               </m:rPr>
               <m:t>k</m:t>
             </m:r>
@@ -2157,7 +2157,7 @@
           <m:sub>
             <m:r>
               <m:rPr>
-                <m:sty m:val="b"/>
+                <m:sty m:val="bi"/>
               </m:rPr>
               <m:t>k</m:t>
             </m:r>
@@ -2238,7 +2238,7 @@
             <m:sub>
               <m:r>
                 <m:rPr>
-                  <m:sty m:val="b"/>
+                  <m:sty m:val="bi"/>
                 </m:rPr>
                 <m:t>k</m:t>
               </m:r>
@@ -2267,7 +2267,7 @@
                 <m:sub>
                   <m:r>
                     <m:rPr>
-                      <m:sty m:val="b"/>
+                      <m:sty m:val="bi"/>
                     </m:rPr>
                     <m:t>k</m:t>
                   </m:r>
@@ -2309,7 +2309,7 @@
                 <m:sub>
                   <m:r>
                     <m:rPr>
-                      <m:sty m:val="b"/>
+                      <m:sty m:val="bi"/>
                     </m:rPr>
                     <m:t>k</m:t>
                   </m:r>
@@ -2370,7 +2370,7 @@
             <m:sub>
               <m:r>
                 <m:rPr>
-                  <m:sty m:val="b"/>
+                  <m:sty m:val="bi"/>
                 </m:rPr>
                 <m:t>k</m:t>
               </m:r>
@@ -2399,7 +2399,7 @@
                 <m:sub>
                   <m:r>
                     <m:rPr>
-                      <m:sty m:val="b"/>
+                      <m:sty m:val="bi"/>
                     </m:rPr>
                     <m:t>k</m:t>
                   </m:r>
@@ -2441,7 +2441,7 @@
                 <m:sub>
                   <m:r>
                     <m:rPr>
-                      <m:sty m:val="b"/>
+                      <m:sty m:val="bi"/>
                     </m:rPr>
                     <m:t>k</m:t>
                   </m:r>
@@ -2536,7 +2536,7 @@
           <m:sub>
             <m:r>
               <m:rPr>
-                <m:sty m:val="b"/>
+                <m:sty m:val="bi"/>
               </m:rPr>
               <m:t>k</m:t>
             </m:r>
@@ -2574,7 +2574,7 @@
             <m:sub>
               <m:r>
                 <m:rPr>
-                  <m:sty m:val="b"/>
+                  <m:sty m:val="bi"/>
                 </m:rPr>
                 <m:t>k</m:t>
               </m:r>
@@ -2614,7 +2614,7 @@
                     <m:sub>
                       <m:r>
                         <m:rPr>
-                          <m:sty m:val="b"/>
+                          <m:sty m:val="bi"/>
                         </m:rPr>
                         <m:t>k</m:t>
                       </m:r>
@@ -2653,7 +2653,7 @@
             <m:sub>
               <m:r>
                 <m:rPr>
-                  <m:sty m:val="b"/>
+                  <m:sty m:val="bi"/>
                 </m:rPr>
                 <m:t>k</m:t>
               </m:r>
@@ -2693,7 +2693,7 @@
                     <m:sub>
                       <m:r>
                         <m:rPr>
-                          <m:sty m:val="b"/>
+                          <m:sty m:val="bi"/>
                         </m:rPr>
                         <m:t>k</m:t>
                       </m:r>
@@ -2728,7 +2728,7 @@
                 <m:sub>
                   <m:r>
                     <m:rPr>
-                      <m:sty m:val="b"/>
+                      <m:sty m:val="bi"/>
                     </m:rPr>
                     <m:t>k</m:t>
                   </m:r>
@@ -2760,7 +2760,7 @@
               </m:r>
               <m:r>
                 <m:rPr>
-                  <m:sty m:val="b"/>
+                  <m:sty m:val="bi"/>
                 </m:rPr>
                 <m:t>k</m:t>
               </m:r>
@@ -2772,7 +2772,7 @@
               </m:r>
               <m:r>
                 <m:rPr>
-                  <m:sty m:val="b"/>
+                  <m:sty m:val="bi"/>
                 </m:rPr>
                 <m:t>x</m:t>
               </m:r>
@@ -2799,7 +2799,7 @@
             <m:sub>
               <m:r>
                 <m:rPr>
-                  <m:sty m:val="b"/>
+                  <m:sty m:val="bi"/>
                 </m:rPr>
                 <m:t>k</m:t>
               </m:r>
@@ -2840,7 +2840,7 @@
                     <m:sub>
                       <m:r>
                         <m:rPr>
-                          <m:sty m:val="b"/>
+                          <m:sty m:val="bi"/>
                         </m:rPr>
                         <m:t>k</m:t>
                       </m:r>
@@ -2880,7 +2880,7 @@
                 <m:sub>
                   <m:r>
                     <m:rPr>
-                      <m:sty m:val="b"/>
+                      <m:sty m:val="bi"/>
                     </m:rPr>
                     <m:t>k</m:t>
                   </m:r>
@@ -2912,7 +2912,7 @@
               </m:r>
               <m:r>
                 <m:rPr>
-                  <m:sty m:val="b"/>
+                  <m:sty m:val="bi"/>
                 </m:rPr>
                 <m:t>k</m:t>
               </m:r>
@@ -2924,7 +2924,7 @@
               </m:r>
               <m:r>
                 <m:rPr>
-                  <m:sty m:val="b"/>
+                  <m:sty m:val="bi"/>
                 </m:rPr>
                 <m:t>x</m:t>
               </m:r>
@@ -3066,7 +3066,7 @@
             <m:sub>
               <m:r>
                 <m:rPr>
-                  <m:sty m:val="b"/>
+                  <m:sty m:val="bi"/>
                 </m:rPr>
                 <m:t>k</m:t>
               </m:r>
@@ -3114,7 +3114,7 @@
                     <m:sub>
                       <m:r>
                         <m:rPr>
-                          <m:sty m:val="b"/>
+                          <m:sty m:val="bi"/>
                         </m:rPr>
                         <m:t>k</m:t>
                       </m:r>
@@ -3149,7 +3149,7 @@
                 <m:sub>
                   <m:r>
                     <m:rPr>
-                      <m:sty m:val="b"/>
+                      <m:sty m:val="bi"/>
                     </m:rPr>
                     <m:t>k</m:t>
                   </m:r>
@@ -3187,7 +3187,7 @@
               </m:r>
               <m:r>
                 <m:rPr>
-                  <m:sty m:val="b"/>
+                  <m:sty m:val="bi"/>
                 </m:rPr>
                 <m:t>k</m:t>
               </m:r>
@@ -3199,7 +3199,7 @@
               </m:r>
               <m:r>
                 <m:rPr>
-                  <m:sty m:val="b"/>
+                  <m:sty m:val="bi"/>
                 </m:rPr>
                 <m:t>x</m:t>
               </m:r>
@@ -3226,7 +3226,7 @@
             <m:sub>
               <m:r>
                 <m:rPr>
-                  <m:sty m:val="b"/>
+                  <m:sty m:val="bi"/>
                 </m:rPr>
                 <m:t>k</m:t>
               </m:r>
@@ -3275,7 +3275,7 @@
                     <m:sub>
                       <m:r>
                         <m:rPr>
-                          <m:sty m:val="b"/>
+                          <m:sty m:val="bi"/>
                         </m:rPr>
                         <m:t>k</m:t>
                       </m:r>
@@ -3315,7 +3315,7 @@
                 <m:sub>
                   <m:r>
                     <m:rPr>
-                      <m:sty m:val="b"/>
+                      <m:sty m:val="bi"/>
                     </m:rPr>
                     <m:t>k</m:t>
                   </m:r>
@@ -3353,7 +3353,7 @@
               </m:r>
               <m:r>
                 <m:rPr>
-                  <m:sty m:val="b"/>
+                  <m:sty m:val="bi"/>
                 </m:rPr>
                 <m:t>k</m:t>
               </m:r>
@@ -3365,7 +3365,7 @@
               </m:r>
               <m:r>
                 <m:rPr>
-                  <m:sty m:val="b"/>
+                  <m:sty m:val="bi"/>
                 </m:rPr>
                 <m:t>x</m:t>
               </m:r>
@@ -3654,7 +3654,7 @@
                 <m:sub>
                   <m:r>
                     <m:rPr>
-                      <m:sty m:val="b"/>
+                      <m:sty m:val="bi"/>
                     </m:rPr>
                     <m:t>k</m:t>
                   </m:r>
@@ -3669,7 +3669,7 @@
                 <m:sub>
                   <m:r>
                     <m:rPr>
-                      <m:sty m:val="b"/>
+                      <m:sty m:val="bi"/>
                     </m:rPr>
                     <m:t>k</m:t>
                   </m:r>
@@ -3705,7 +3705,7 @@
                 <m:sub>
                   <m:r>
                     <m:rPr>
-                      <m:sty m:val="b"/>
+                      <m:sty m:val="bi"/>
                     </m:rPr>
                     <m:t>k</m:t>
                   </m:r>
@@ -3728,7 +3728,7 @@
                 <m:sub>
                   <m:r>
                     <m:rPr>
-                      <m:sty m:val="b"/>
+                      <m:sty m:val="bi"/>
                     </m:rPr>
                     <m:t>k</m:t>
                   </m:r>
@@ -3924,7 +3924,7 @@
                     <m:sub>
                       <m:r>
                         <m:rPr>
-                          <m:sty m:val="b"/>
+                          <m:sty m:val="bi"/>
                         </m:rPr>
                         <m:t>k</m:t>
                       </m:r>
@@ -3951,7 +3951,7 @@
                 <m:sub>
                   <m:r>
                     <m:rPr>
-                      <m:sty m:val="b"/>
+                      <m:sty m:val="bi"/>
                     </m:rPr>
                     <m:t>k</m:t>
                   </m:r>
@@ -4002,7 +4002,7 @@
                 <m:sub>
                   <m:r>
                     <m:rPr>
-                      <m:sty m:val="b"/>
+                      <m:sty m:val="bi"/>
                     </m:rPr>
                     <m:t>k</m:t>
                   </m:r>
@@ -4089,7 +4089,7 @@
           <m:sub>
             <m:r>
               <m:rPr>
-                <m:sty m:val="b"/>
+                <m:sty m:val="bi"/>
               </m:rPr>
               <m:t>k</m:t>
             </m:r>
@@ -4115,7 +4115,7 @@
         </m:r>
         <m:r>
           <m:rPr>
-            <m:sty m:val="b"/>
+            <m:sty m:val="bi"/>
           </m:rPr>
           <m:t>k</m:t>
         </m:r>
@@ -4127,7 +4127,7 @@
         </m:r>
         <m:r>
           <m:rPr>
-            <m:sty m:val="b"/>
+            <m:sty m:val="bi"/>
           </m:rPr>
           <m:t>x</m:t>
         </m:r>
@@ -4172,7 +4172,7 @@
             <m:sub>
               <m:r>
                 <m:rPr>
-                  <m:sty m:val="b"/>
+                  <m:sty m:val="bi"/>
                 </m:rPr>
                 <m:t>k</m:t>
               </m:r>
@@ -4202,7 +4202,7 @@
             <m:sub>
               <m:r>
                 <m:rPr>
-                  <m:sty m:val="b"/>
+                  <m:sty m:val="bi"/>
                 </m:rPr>
                 <m:t>k</m:t>
               </m:r>
@@ -4288,7 +4288,7 @@
                     <m:sub>
                       <m:r>
                         <m:rPr>
-                          <m:sty m:val="b"/>
+                          <m:sty m:val="bi"/>
                         </m:rPr>
                         <m:t>k</m:t>
                       </m:r>
@@ -4329,7 +4329,7 @@
                     <m:sub>
                       <m:r>
                         <m:rPr>
-                          <m:sty m:val="b"/>
+                          <m:sty m:val="bi"/>
                         </m:rPr>
                         <m:t>k</m:t>
                       </m:r>
@@ -4805,7 +4805,7 @@
                 <m:sub>
                   <m:r>
                     <m:rPr>
-                      <m:sty m:val="b"/>
+                      <m:sty m:val="bi"/>
                     </m:rPr>
                     <m:t>k</m:t>
                   </m:r>
@@ -4863,7 +4863,7 @@
                 <m:sub>
                   <m:r>
                     <m:rPr>
-                      <m:sty m:val="b"/>
+                      <m:sty m:val="bi"/>
                     </m:rPr>
                     <m:t>k</m:t>
                   </m:r>
@@ -4916,7 +4916,7 @@
                 <m:sub>
                   <m:r>
                     <m:rPr>
-                      <m:sty m:val="b"/>
+                      <m:sty m:val="bi"/>
                     </m:rPr>
                     <m:t>k</m:t>
                   </m:r>
@@ -4968,7 +4968,7 @@
                 <m:sub>
                   <m:r>
                     <m:rPr>
-                      <m:sty m:val="b"/>
+                      <m:sty m:val="bi"/>
                     </m:rPr>
                     <m:t>k</m:t>
                   </m:r>
@@ -5029,7 +5029,7 @@
             <m:sub>
               <m:r>
                 <m:rPr>
-                  <m:sty m:val="b"/>
+                  <m:sty m:val="bi"/>
                 </m:rPr>
                 <m:t>k</m:t>
               </m:r>
@@ -5096,7 +5096,7 @@
             <m:sub>
               <m:r>
                 <m:rPr>
-                  <m:sty m:val="b"/>
+                  <m:sty m:val="bi"/>
                 </m:rPr>
                 <m:t>k</m:t>
               </m:r>
@@ -5642,7 +5642,7 @@
                 <m:sub>
                   <m:r>
                     <m:rPr>
-                      <m:sty m:val="b"/>
+                      <m:sty m:val="bi"/>
                     </m:rPr>
                     <m:t>k</m:t>
                   </m:r>
@@ -5904,7 +5904,7 @@
           </m:r>
           <m:r>
             <m:rPr>
-              <m:sty m:val="b"/>
+              <m:sty m:val="bi"/>
             </m:rPr>
             <m:t>x</m:t>
           </m:r>
@@ -5918,7 +5918,7 @@
             <m:e>
               <m:r>
                 <m:rPr>
-                  <m:sty m:val="b"/>
+                  <m:sty m:val="bi"/>
                 </m:rPr>
                 <m:t>x</m:t>
               </m:r>
@@ -6008,7 +6008,7 @@
         </m:r>
         <m:r>
           <m:rPr>
-            <m:sty m:val="b"/>
+            <m:sty m:val="bi"/>
           </m:rPr>
           <m:t>x</m:t>
         </m:r>
@@ -6173,7 +6173,7 @@
               </m:r>
               <m:r>
                 <m:rPr>
-                  <m:sty m:val="b"/>
+                  <m:sty m:val="bi"/>
                 </m:rPr>
                 <m:t>x</m:t>
               </m:r>
@@ -6187,7 +6187,7 @@
                 <m:e>
                   <m:r>
                     <m:rPr>
-                      <m:sty m:val="b"/>
+                      <m:sty m:val="bi"/>
                     </m:rPr>
                     <m:t>x</m:t>
                   </m:r>
@@ -6229,7 +6229,7 @@
               </m:r>
               <m:r>
                 <m:rPr>
-                  <m:sty m:val="b"/>
+                  <m:sty m:val="bi"/>
                 </m:rPr>
                 <m:t>x</m:t>
               </m:r>
@@ -6243,7 +6243,7 @@
                 <m:e>
                   <m:r>
                     <m:rPr>
-                      <m:sty m:val="b"/>
+                      <m:sty m:val="bi"/>
                     </m:rPr>
                     <m:t>x</m:t>
                   </m:r>
@@ -6378,7 +6378,7 @@
                 <m:sub>
                   <m:r>
                     <m:rPr>
-                      <m:sty m:val="b"/>
+                      <m:sty m:val="bi"/>
                     </m:rPr>
                     <m:t>k</m:t>
                   </m:r>
@@ -6422,7 +6422,7 @@
                           <m:sub>
                             <m:r>
                               <m:rPr>
-                                <m:sty m:val="b"/>
+                                <m:sty m:val="bi"/>
                               </m:rPr>
                               <m:t>k</m:t>
                             </m:r>
@@ -6441,7 +6441,7 @@
                           <m:sub>
                             <m:r>
                               <m:rPr>
-                                <m:sty m:val="b"/>
+                                <m:sty m:val="bi"/>
                               </m:rPr>
                               <m:t>k</m:t>
                             </m:r>
@@ -6464,7 +6464,7 @@
                   </m:r>
                   <m:r>
                     <m:rPr>
-                      <m:sty m:val="b"/>
+                      <m:sty m:val="bi"/>
                     </m:rPr>
                     <m:t>k</m:t>
                   </m:r>
@@ -6476,13 +6476,16 @@
                   </m:r>
                   <m:r>
                     <m:rPr>
-                      <m:sty m:val="b"/>
+                      <m:sty m:val="bi"/>
                     </m:rPr>
                     <m:t>x</m:t>
                   </m:r>
                 </m:sup>
               </m:sSup>
             </m:oMath>
+            <w:r>
+              <w:t xml:space="preserve">​</w:t>
+            </w:r>
           </w:p>
         </w:tc>
         <w:tc>
@@ -6536,7 +6539,7 @@
                     <m:e>
                       <m:r>
                         <m:rPr>
-                          <m:sty m:val="b"/>
+                          <m:sty m:val="bi"/>
                         </m:rPr>
                         <m:t>k</m:t>
                       </m:r>
@@ -6570,7 +6573,7 @@
                 <m:sub>
                   <m:r>
                     <m:rPr>
-                      <m:sty m:val="b"/>
+                      <m:sty m:val="bi"/>
                     </m:rPr>
                     <m:t>k</m:t>
                   </m:r>
@@ -6677,7 +6680,7 @@
               </m:r>
               <m:r>
                 <m:rPr>
-                  <m:sty m:val="b"/>
+                  <m:sty m:val="bi"/>
                 </m:rPr>
                 <m:t>k</m:t>
               </m:r>
@@ -6691,7 +6694,7 @@
                 <m:e>
                   <m:r>
                     <m:rPr>
-                      <m:sty m:val="b"/>
+                      <m:sty m:val="bi"/>
                     </m:rPr>
                     <m:t>k</m:t>
                   </m:r>
@@ -6712,6 +6715,9 @@
                 <m:t>)</m:t>
               </m:r>
             </m:oMath>
+            <w:r>
+              <w:t xml:space="preserve">​</w:t>
+            </w:r>
           </w:p>
         </w:tc>
         <w:tc>
@@ -6812,6 +6818,9 @@
                 <m:t>1</m:t>
               </m:r>
             </m:oMath>
+            <w:r>
+              <w:t xml:space="preserve">​</w:t>
+            </w:r>
           </w:p>
         </w:tc>
         <w:tc>
@@ -6854,7 +6863,7 @@
                 <m:sub>
                   <m:r>
                     <m:rPr>
-                      <m:sty m:val="b"/>
+                      <m:sty m:val="bi"/>
                     </m:rPr>
                     <m:t>k</m:t>
                   </m:r>
@@ -6886,7 +6895,7 @@
                 <m:sub>
                   <m:r>
                     <m:rPr>
-                      <m:sty m:val="b"/>
+                      <m:sty m:val="bi"/>
                     </m:rPr>
                     <m:t>k</m:t>
                   </m:r>
@@ -6925,7 +6934,7 @@
                     <m:sub>
                       <m:r>
                         <m:rPr>
-                          <m:sty m:val="b"/>
+                          <m:sty m:val="bi"/>
                         </m:rPr>
                         <m:t>k</m:t>
                       </m:r>
@@ -7098,7 +7107,7 @@
                 <m:sub>
                   <m:r>
                     <m:rPr>
-                      <m:sty m:val="b"/>
+                      <m:sty m:val="bi"/>
                     </m:rPr>
                     <m:t>k</m:t>
                   </m:r>
@@ -7149,7 +7158,7 @@
                 <m:sub>
                   <m:r>
                     <m:rPr>
-                      <m:sty m:val="b"/>
+                      <m:sty m:val="bi"/>
                     </m:rPr>
                     <m:t>k</m:t>
                   </m:r>
@@ -7194,6 +7203,9 @@
                 <m:t>]</m:t>
               </m:r>
             </m:oMath>
+            <w:r>
+              <w:t xml:space="preserve">​</w:t>
+            </w:r>
           </w:p>
         </w:tc>
         <w:tc>
@@ -7500,6 +7512,9 @@
                 <m:t>]</m:t>
               </m:r>
             </m:oMath>
+            <w:r>
+              <w:t xml:space="preserve">​</w:t>
+            </w:r>
           </w:p>
         </w:tc>
         <w:tc>
@@ -7585,7 +7600,7 @@
               <m:e>
                 <m:r>
                   <m:rPr>
-                    <m:sty m:val="b"/>
+                    <m:sty m:val="bi"/>
                   </m:rPr>
                   <m:t>k</m:t>
                 </m:r>
@@ -7619,7 +7634,7 @@
           <m:sub>
             <m:r>
               <m:rPr>
-                <m:sty m:val="b"/>
+                <m:sty m:val="bi"/>
               </m:rPr>
               <m:t>k</m:t>
             </m:r>
@@ -7669,7 +7684,7 @@
         </m:r>
         <m:r>
           <m:rPr>
-            <m:sty m:val="b"/>
+            <m:sty m:val="bi"/>
           </m:rPr>
           <m:t>k</m:t>
         </m:r>
@@ -7683,7 +7698,7 @@
           <m:e>
             <m:r>
               <m:rPr>
-                <m:sty m:val="b"/>
+                <m:sty m:val="bi"/>
               </m:rPr>
               <m:t>k</m:t>
             </m:r>
@@ -7732,7 +7747,7 @@
           <m:sub>
             <m:r>
               <m:rPr>
-                <m:sty m:val="b"/>
+                <m:sty m:val="bi"/>
               </m:rPr>
               <m:t>k</m:t>
             </m:r>
@@ -7755,7 +7770,7 @@
           <m:sub>
             <m:r>
               <m:rPr>
-                <m:sty m:val="b"/>
+                <m:sty m:val="bi"/>
               </m:rPr>
               <m:t>k</m:t>
             </m:r>
@@ -7776,7 +7791,7 @@
           <m:sub>
             <m:r>
               <m:rPr>
-                <m:sty m:val="b"/>
+                <m:sty m:val="bi"/>
               </m:rPr>
               <m:t>k</m:t>
             </m:r>
@@ -7799,7 +7814,7 @@
           <m:sub>
             <m:r>
               <m:rPr>
-                <m:sty m:val="b"/>
+                <m:sty m:val="bi"/>
               </m:rPr>
               <m:t>k</m:t>
             </m:r>
@@ -7855,7 +7870,7 @@
           <m:sub>
             <m:r>
               <m:rPr>
-                <m:sty m:val="b"/>
+                <m:sty m:val="bi"/>
               </m:rPr>
               <m:t>k</m:t>
             </m:r>
@@ -7895,7 +7910,7 @@
                   <m:sub>
                     <m:r>
                       <m:rPr>
-                        <m:sty m:val="b"/>
+                        <m:sty m:val="bi"/>
                       </m:rPr>
                       <m:t>k</m:t>
                     </m:r>
@@ -7930,7 +7945,7 @@
               <m:sub>
                 <m:r>
                   <m:rPr>
-                    <m:sty m:val="b"/>
+                    <m:sty m:val="bi"/>
                   </m:rPr>
                   <m:t>k</m:t>
                 </m:r>
@@ -7967,7 +7982,7 @@
           <m:sub>
             <m:r>
               <m:rPr>
-                <m:sty m:val="b"/>
+                <m:sty m:val="bi"/>
               </m:rPr>
               <m:t>k</m:t>
             </m:r>
@@ -8003,7 +8018,7 @@
               <m:sub>
                 <m:r>
                   <m:rPr>
-                    <m:sty m:val="b"/>
+                    <m:sty m:val="bi"/>
                   </m:rPr>
                   <m:t>k</m:t>
                 </m:r>
@@ -8048,7 +8063,7 @@
               <m:sub>
                 <m:r>
                   <m:rPr>
-                    <m:sty m:val="b"/>
+                    <m:sty m:val="bi"/>
                   </m:rPr>
                   <m:t>k</m:t>
                 </m:r>
@@ -8106,7 +8121,7 @@
           <m:sub>
             <m:r>
               <m:rPr>
-                <m:sty m:val="b"/>
+                <m:sty m:val="bi"/>
               </m:rPr>
               <m:t>k</m:t>
             </m:r>
@@ -8137,7 +8152,7 @@
               <m:sub>
                 <m:r>
                   <m:rPr>
-                    <m:sty m:val="b"/>
+                    <m:sty m:val="bi"/>
                   </m:rPr>
                   <m:t>k</m:t>
                 </m:r>
@@ -8154,7 +8169,7 @@
           <m:sub>
             <m:r>
               <m:rPr>
-                <m:sty m:val="b"/>
+                <m:sty m:val="bi"/>
               </m:rPr>
               <m:t>k</m:t>
             </m:r>
@@ -8177,7 +8192,7 @@
           <m:sub>
             <m:r>
               <m:rPr>
-                <m:sty m:val="b"/>
+                <m:sty m:val="bi"/>
               </m:rPr>
               <m:t>k</m:t>
             </m:r>
@@ -8208,7 +8223,7 @@
               <m:sub>
                 <m:r>
                   <m:rPr>
-                    <m:sty m:val="b"/>
+                    <m:sty m:val="bi"/>
                   </m:rPr>
                   <m:t>k</m:t>
                 </m:r>
@@ -8225,7 +8240,7 @@
           <m:sub>
             <m:r>
               <m:rPr>
-                <m:sty m:val="b"/>
+                <m:sty m:val="bi"/>
               </m:rPr>
               <m:t>k</m:t>
             </m:r>
@@ -8289,7 +8304,7 @@
           <m:sub>
             <m:r>
               <m:rPr>
-                <m:sty m:val="b"/>
+                <m:sty m:val="bi"/>
               </m:rPr>
               <m:t>k</m:t>
             </m:r>
@@ -8315,7 +8330,7 @@
           <m:sub>
             <m:r>
               <m:rPr>
-                <m:sty m:val="b"/>
+                <m:sty m:val="bi"/>
               </m:rPr>
               <m:t>k</m:t>
             </m:r>
@@ -8341,7 +8356,7 @@
           <m:sub>
             <m:r>
               <m:rPr>
-                <m:sty m:val="b"/>
+                <m:sty m:val="bi"/>
               </m:rPr>
               <m:t>k</m:t>
             </m:r>
@@ -8364,7 +8379,7 @@
           <m:sub>
             <m:r>
               <m:rPr>
-                <m:sty m:val="b"/>
+                <m:sty m:val="bi"/>
               </m:rPr>
               <m:t>k</m:t>
             </m:r>
@@ -8391,7 +8406,7 @@
           <m:sub>
             <m:r>
               <m:rPr>
-                <m:sty m:val="b"/>
+                <m:sty m:val="bi"/>
               </m:rPr>
               <m:t>k</m:t>
             </m:r>
@@ -8433,7 +8448,7 @@
           <m:sub>
             <m:r>
               <m:rPr>
-                <m:sty m:val="b"/>
+                <m:sty m:val="bi"/>
               </m:rPr>
               <m:t>k</m:t>
             </m:r>
@@ -8513,7 +8528,7 @@
           <m:sub>
             <m:r>
               <m:rPr>
-                <m:sty m:val="b"/>
+                <m:sty m:val="bi"/>
               </m:rPr>
               <m:t>k</m:t>
             </m:r>
@@ -8557,7 +8572,7 @@
           <m:sub>
             <m:r>
               <m:rPr>
-                <m:sty m:val="b"/>
+                <m:sty m:val="bi"/>
               </m:rPr>
               <m:t>k</m:t>
             </m:r>
@@ -8589,7 +8604,7 @@
           <m:sub>
             <m:r>
               <m:rPr>
-                <m:sty m:val="b"/>
+                <m:sty m:val="bi"/>
               </m:rPr>
               <m:t>k</m:t>
             </m:r>
@@ -8628,7 +8643,7 @@
               <m:sub>
                 <m:r>
                   <m:rPr>
-                    <m:sty m:val="b"/>
+                    <m:sty m:val="bi"/>
                   </m:rPr>
                   <m:t>k</m:t>
                 </m:r>
@@ -8656,7 +8671,7 @@
           <m:sub>
             <m:r>
               <m:rPr>
-                <m:sty m:val="b"/>
+                <m:sty m:val="bi"/>
               </m:rPr>
               <m:t>k</m:t>
             </m:r>
@@ -8679,7 +8694,7 @@
           <m:sub>
             <m:r>
               <m:rPr>
-                <m:sty m:val="b"/>
+                <m:sty m:val="bi"/>
               </m:rPr>
               <m:t>k</m:t>
             </m:r>
@@ -8733,7 +8748,7 @@
           <m:sub>
             <m:r>
               <m:rPr>
-                <m:sty m:val="b"/>
+                <m:sty m:val="bi"/>
               </m:rPr>
               <m:t>k</m:t>
             </m:r>
@@ -8767,7 +8782,7 @@
           <m:sub>
             <m:r>
               <m:rPr>
-                <m:sty m:val="b"/>
+                <m:sty m:val="bi"/>
               </m:rPr>
               <m:t>k</m:t>
             </m:r>
@@ -8869,7 +8884,7 @@
           <m:sub>
             <m:r>
               <m:rPr>
-                <m:sty m:val="b"/>
+                <m:sty m:val="bi"/>
               </m:rPr>
               <m:t>k</m:t>
             </m:r>
@@ -8898,7 +8913,7 @@
           <m:sub>
             <m:r>
               <m:rPr>
-                <m:sty m:val="b"/>
+                <m:sty m:val="bi"/>
               </m:rPr>
               <m:t>k</m:t>
             </m:r>
@@ -8945,7 +8960,7 @@
           <m:sub>
             <m:r>
               <m:rPr>
-                <m:sty m:val="b"/>
+                <m:sty m:val="bi"/>
               </m:rPr>
               <m:t>k</m:t>
             </m:r>
@@ -8966,7 +8981,7 @@
           <m:sub>
             <m:r>
               <m:rPr>
-                <m:sty m:val="b"/>
+                <m:sty m:val="bi"/>
               </m:rPr>
               <m:t>k</m:t>
             </m:r>
@@ -9073,7 +9088,7 @@
           <m:sub>
             <m:r>
               <m:rPr>
-                <m:sty m:val="b"/>
+                <m:sty m:val="bi"/>
               </m:rPr>
               <m:t>k</m:t>
             </m:r>
@@ -9102,7 +9117,7 @@
           <m:sub>
             <m:r>
               <m:rPr>
-                <m:sty m:val="b"/>
+                <m:sty m:val="bi"/>
               </m:rPr>
               <m:t>k</m:t>
             </m:r>
@@ -9151,7 +9166,7 @@
           <m:sub>
             <m:r>
               <m:rPr>
-                <m:sty m:val="b"/>
+                <m:sty m:val="bi"/>
               </m:rPr>
               <m:t>k</m:t>
             </m:r>
@@ -9177,7 +9192,7 @@
           <m:sub>
             <m:r>
               <m:rPr>
-                <m:sty m:val="b"/>
+                <m:sty m:val="bi"/>
               </m:rPr>
               <m:t>k</m:t>
             </m:r>
@@ -9222,7 +9237,7 @@
           <m:sub>
             <m:r>
               <m:rPr>
-                <m:sty m:val="b"/>
+                <m:sty m:val="bi"/>
               </m:rPr>
               <m:t>k</m:t>
             </m:r>
@@ -9266,7 +9281,7 @@
           <m:sub>
             <m:r>
               <m:rPr>
-                <m:sty m:val="b"/>
+                <m:sty m:val="bi"/>
               </m:rPr>
               <m:t>k</m:t>
             </m:r>
@@ -9341,7 +9356,7 @@
           <m:sub>
             <m:r>
               <m:rPr>
-                <m:sty m:val="b"/>
+                <m:sty m:val="bi"/>
               </m:rPr>
               <m:t>k</m:t>
             </m:r>
@@ -9860,7 +9875,7 @@
       <m:oMath>
         <m:r>
           <m:rPr>
-            <m:sty m:val="b"/>
+            <m:sty m:val="bi"/>
           </m:rPr>
           <m:t>k</m:t>
         </m:r>
@@ -9941,7 +9956,7 @@
             </m:r>
             <m:r>
               <m:rPr>
-                <m:sty m:val="b"/>
+                <m:sty m:val="bi"/>
               </m:rPr>
               <m:t>x</m:t>
             </m:r>
@@ -9955,7 +9970,7 @@
               <m:e>
                 <m:r>
                   <m:rPr>
-                    <m:sty m:val="b"/>
+                    <m:sty m:val="bi"/>
                   </m:rPr>
                   <m:t>x</m:t>
                 </m:r>
@@ -9997,7 +10012,7 @@
             </m:r>
             <m:r>
               <m:rPr>
-                <m:sty m:val="b"/>
+                <m:sty m:val="bi"/>
               </m:rPr>
               <m:t>x</m:t>
             </m:r>
@@ -10011,7 +10026,7 @@
               <m:e>
                 <m:r>
                   <m:rPr>
-                    <m:sty m:val="b"/>
+                    <m:sty m:val="bi"/>
                   </m:rPr>
                   <m:t>x</m:t>
                 </m:r>
